--- a/files/제169편 펠라에서의 마지막 가르침.docx
+++ b/files/제169편 펠라에서의 마지막 가르침.docx
@@ -733,6 +733,20 @@
           <w:szCs w:val="12"/>
         </w:rPr>
         <w:t xml:space="preserve"/>
+      </w:r>
+    </w:p>
+    <w:p>
+      <w:pPr>
+        <w:spacing w:after="0" w:before="130" w:beforeLines="50" w:line="240" w:lineRule="auto"/>
+        <w:jc w:val="both"/>
+      </w:pPr>
+      <w:r>
+        <w:rPr>
+          <w:rFonts w:ascii="함초롬바탕" w:cs="함초롬바탕" w:eastAsia="함초롬바탕" w:hAnsi="함초롬바탕"/>
+          <w:sz w:val="22"/>
+          <w:szCs w:val="22"/>
+        </w:rPr>
+        <w:t xml:space="preserve">이 비유에서 형도 흠 없는 사람은 아닙니다. 동생이 명랑하지만 게으르고 믿을 수 없었다면, 형은 성실하지만 자기중심적이고 까다로우며 자만심이 강했습니다(169:1.6). 형은 여러 해 명령을 어긴 적이 없다고 항변했지만, 아버지는 "너는 항상 나와 함께 있었고, 내가 가진 모든 것은 네 것이다"라고 답합니다. 아버지는 떠난 아들만이 아니라 곁에 있으면서 마음이 멀어진 아들도 함께 잔치에 들이고 싶어 했습니다(169:1.12-1.13). 이 이야기는 아버지가 왕국에 들어오기를 구하는 모든 이를 기꺼이 받아들인다는 것을 새기게 하는, 가장 감동적인 비유 가운데 하나였습니다(169:1.14).</w:t>
       </w:r>
     </w:p>
     <w:p>
@@ -1428,6 +1442,20 @@
     </w:p>
     <w:p>
       <w:pPr>
+        <w:spacing w:after="0" w:before="130" w:beforeLines="50" w:line="240" w:lineRule="auto"/>
+        <w:jc w:val="both"/>
+      </w:pPr>
+      <w:r>
+        <w:rPr>
+          <w:rFonts w:ascii="함초롬바탕" w:cs="함초롬바탕" w:eastAsia="함초롬바탕" w:hAnsi="함초롬바탕"/>
+          <w:sz w:val="22"/>
+          <w:szCs w:val="22"/>
+        </w:rPr>
+        <w:t xml:space="preserve">비유 속 청지기는 칭찬받을 사람이 아닙니다. 그는 주인의 고객을 억압하고 자금을 낭비했습니다(169:2.3). 예수가 짚은 것은 오직 그의 선견이었습니다. 세상의 자녀들이 미래를 준비하는 데 보이는 지혜만큼, 빛의 자녀들도 의로움의 세력과 영원한 우정을 쌓아야 모든 세속적인 것이 끝날 때 영원한 거처에서 기쁘게 환영받습니다(169:2.5).</w:t>
+      </w:r>
+    </w:p>
+    <w:p>
+      <w:pPr>
         <w:pStyle w:val="Heading2"/>
         <w:keepNext/>
         <w:spacing w:after="100" w:before="220"/>
@@ -2147,6 +2175,20 @@
           <w:szCs w:val="12"/>
         </w:rPr>
         <w:t xml:space="preserve"/>
+      </w:r>
+    </w:p>
+    <w:p>
+      <w:pPr>
+        <w:spacing w:after="0" w:before="130" w:beforeLines="50" w:line="240" w:lineRule="auto"/>
+        <w:jc w:val="both"/>
+      </w:pPr>
+      <w:r>
+        <w:rPr>
+          <w:rFonts w:ascii="함초롬바탕" w:cs="함초롬바탕" w:eastAsia="함초롬바탕" w:hAnsi="함초롬바탕"/>
+          <w:sz w:val="22"/>
+          <w:szCs w:val="22"/>
+        </w:rPr>
+        <w:t xml:space="preserve">예수는 자신이 엘로힘, 곧 하나님이 육신으로 나타난 것이라고 주장하지 않았습니다. 그는 오직 육신 안에 있는 아버지의 계시라고 말했습니다. 참으로 하나님의 아들이었지만, 필사 인간이 이해할 수 있는 범위 안에서 아버지의 성품을 보여 주는 것으로 자기 삶의 계시를 제한하기로 택했습니다(169:4.9-4.10). 삼위일체의 다른 분들도 예수의 삶에 그려진 아버지와 똑같은 성품을 지니셨다는 가르침에 우리는 만족해야 합니다(169:4.10).</w:t>
       </w:r>
     </w:p>
     <w:p>
